--- a/docs/projected_conflict_gate_note.docx
+++ b/docs/projected_conflict_gate_note.docx
@@ -601,6 +601,173 @@
       </w:r>
       <w:r>
         <w:t xml:space="preserve">(overlap is zero).</w:t>
+      </w:r>
+    </w:p>
+    <w:p>
+      <w:pPr>
+        <w:pStyle w:val="BodyText"/>
+      </w:pPr>
+      <w:r>
+        <w:t xml:space="preserve">[Corrected 2026-09-16, before any run, on the evidence of the property tests. The corridor is the</w:t>
+      </w:r>
+      <w:r>
+        <w:t xml:space="preserve"> </w:t>
+      </w:r>
+      <w:r>
+        <w:t xml:space="preserve">projected</w:t>
+      </w:r>
+      <w:r>
+        <w:t xml:space="preserve"> </w:t>
+      </w:r>
+      <w:r>
+        <w:rPr>
+          <w:i/>
+          <w:iCs/>
+        </w:rPr>
+        <w:t xml:space="preserve">path</w:t>
+      </w:r>
+      <w:r>
+        <w:t xml:space="preserve"> </w:t>
+      </w:r>
+      <w:r>
+        <w:t xml:space="preserve">over an extended span (20 s in the implementation, longer than any clip’s</w:t>
+      </w:r>
+      <w:r>
+        <w:t xml:space="preserve"> </w:t>
+      </w:r>
+      <w:r>
+        <w:t xml:space="preserve">remainder), while only the</w:t>
+      </w:r>
+      <w:r>
+        <w:t xml:space="preserve"> </w:t>
+      </w:r>
+      <w:r>
+        <w:rPr>
+          <w:i/>
+          <w:iCs/>
+        </w:rPr>
+        <w:t xml:space="preserve">positions</w:t>
+      </w:r>
+      <w:r>
+        <w:t xml:space="preserve"> </w:t>
+      </w:r>
+      <w:r>
+        <w:t xml:space="preserve">tested against the other’s corridor are limited to the</w:t>
+      </w:r>
+      <w:r>
+        <w:t xml:space="preserve"> </w:t>
+      </w:r>
+      <w:r>
+        <w:t xml:space="preserve">horizon. As first written, both were bounded by the horizon, and a cut-in car ahead that is not</w:t>
+      </w:r>
+      <w:r>
+        <w:t xml:space="preserve"> </w:t>
+      </w:r>
+      <w:r>
+        <w:t xml:space="preserve">caught within three seconds then fell outside the ego’s corridor, so the reduction of section 2.4</w:t>
+      </w:r>
+      <w:r>
+        <w:t xml:space="preserve"> </w:t>
+      </w:r>
+      <w:r>
+        <w:t xml:space="preserve">held only for cells with a time to collision under the horizon. G.1’s gate has the asymmetry</w:t>
+      </w:r>
+      <w:r>
+        <w:t xml:space="preserve"> </w:t>
+      </w:r>
+      <w:r>
+        <w:t xml:space="preserve">implicitly: its lane strip is unbounded ahead, and the horizon limits how far the other car’s</w:t>
+      </w:r>
+      <w:r>
+        <w:t xml:space="preserve"> </w:t>
+      </w:r>
+      <w:r>
+        <w:t xml:space="preserve">lateral motion is extrapolated. The horizon is therefore a statement about how far ahead the other</w:t>
+      </w:r>
+      <w:r>
+        <w:t xml:space="preserve"> </w:t>
+      </w:r>
+      <w:r>
+        <w:t xml:space="preserve">road user’s motion is trusted, not about how far the ego’s path extends. Section 2.4’s premise</w:t>
+      </w:r>
+      <w:r>
+        <w:t xml:space="preserve"> </w:t>
+      </w:r>
+      <w:r>
+        <w:t xml:space="preserve">“within the corridor’s length”</w:t>
+      </w:r>
+      <w:r>
+        <w:t xml:space="preserve"> </w:t>
+      </w:r>
+      <w:r>
+        <w:t xml:space="preserve">is dropped; the reduction now holds for every post-onset cell. The</w:t>
+      </w:r>
+      <w:r>
+        <w:t xml:space="preserve"> </w:t>
+      </w:r>
+      <w:r>
+        <w:t xml:space="preserve">first bullet of section 7 is closed by the same correction. For the same reason the clearance has</w:t>
+      </w:r>
+      <w:r>
+        <w:t xml:space="preserve"> </w:t>
+      </w:r>
+      <w:r>
+        <w:rPr>
+          <w:i/>
+          <w:iCs/>
+        </w:rPr>
+        <w:t xml:space="preserve">one ordering, by role</w:t>
+      </w:r>
+      <w:r>
+        <w:t xml:space="preserve">: the other road user’s positions within the horizon against the ego’s</w:t>
+      </w:r>
+      <w:r>
+        <w:t xml:space="preserve"> </w:t>
+      </w:r>
+      <w:r>
+        <w:t xml:space="preserve">path. The reverse ordering, the ego’s positions against the other’s extended path, extrapolates</w:t>
+      </w:r>
+      <w:r>
+        <w:t xml:space="preserve"> </w:t>
+      </w:r>
+      <w:r>
+        <w:t xml:space="preserve">the other’s lateral motion for the whole path span, and the tests showed it opening the gate on a</w:t>
+      </w:r>
+      <w:r>
+        <w:t xml:space="preserve"> </w:t>
+      </w:r>
+      <w:r>
+        <w:t xml:space="preserve">cut-in car that would reach the ego’s lane only after the horizon, which G.1 (rightly) leaves</w:t>
+      </w:r>
+      <w:r>
+        <w:t xml:space="preserve"> </w:t>
+      </w:r>
+      <w:r>
+        <w:t xml:space="preserve">closed. Consequence for section 2.5, the left turn under P: the gate opens only where the oncoming</w:t>
+      </w:r>
+      <w:r>
+        <w:t xml:space="preserve"> </w:t>
+      </w:r>
+      <w:r>
+        <w:t xml:space="preserve">car’s positions within the horizon reach the ego’s planned crossing of its lane, so at the primary</w:t>
+      </w:r>
+      <w:r>
+        <w:t xml:space="preserve"> </w:t>
+      </w:r>
+      <w:r>
+        <w:t xml:space="preserve">horizon it is open in the low-PET cells and closed where the oncoming car arrives later than three</w:t>
+      </w:r>
+      <w:r>
+        <w:t xml:space="preserve"> </w:t>
+      </w:r>
+      <w:r>
+        <w:t xml:space="preserve">seconds after the decision moment, and the horizon sweep is where the left turn speaks. The</w:t>
+      </w:r>
+      <w:r>
+        <w:t xml:space="preserve"> </w:t>
+      </w:r>
+      <w:r>
+        <w:t xml:space="preserve">overtake predictions stand: the cyclist ahead in the lane is on the ego’s straight path.]</w:t>
       </w:r>
     </w:p>
     <w:bookmarkEnd w:id="12"/>

--- a/docs/projected_conflict_gate_note.docx
+++ b/docs/projected_conflict_gate_note.docx
@@ -2,7 +2,7 @@
 <file path=word/document.xml><?xml version="1.0" encoding="utf-8"?>
 <w:document xmlns:w="http://schemas.openxmlformats.org/wordprocessingml/2006/main" xmlns:m="http://schemas.openxmlformats.org/officeDocument/2006/math" xmlns:r="http://schemas.openxmlformats.org/officeDocument/2006/relationships" xmlns:o="urn:schemas-microsoft-com:office:office" xmlns:v="urn:schemas-microsoft-com:vml" xmlns:w10="urn:schemas-microsoft-com:office:word" xmlns:a="http://schemas.openxmlformats.org/drawingml/2006/main" xmlns:pic="http://schemas.openxmlformats.org/drawingml/2006/picture" xmlns:wp="http://schemas.openxmlformats.org/drawingml/2006/wordprocessingDrawing">
   <w:body>
-    <w:bookmarkStart w:id="22" w:name="X0f7394528b1e74c8fcc72d98fec044a80a8e392"/>
+    <w:bookmarkStart w:id="23" w:name="X0f7394528b1e74c8fcc72d98fec044a80a8e392"/>
     <w:p>
       <w:pPr>
         <w:pStyle w:val="Heading1"/>
@@ -2027,7 +2027,270 @@
       </w:r>
     </w:p>
     <w:bookmarkEnd w:id="20"/>
-    <w:bookmarkStart w:id="21" w:name="where-i-may-be-wrong"/>
+    <w:bookmarkStart w:id="21" w:name="b-result-added-2026-09-17-the-day-after"/>
+    <w:p>
+      <w:pPr>
+        <w:pStyle w:val="Heading2"/>
+      </w:pPr>
+      <w:r>
+        <w:t xml:space="preserve">6b Result (added 2026-09-17, the day after)</w:t>
+      </w:r>
+    </w:p>
+    <w:p>
+      <w:pPr>
+        <w:pStyle w:val="FirstParagraph"/>
+      </w:pPr>
+      <w:r>
+        <w:rPr>
+          <w:i/>
+          <w:iCs/>
+        </w:rPr>
+        <w:t xml:space="preserve">The card ran (</w:t>
+      </w:r>
+      <w:r>
+        <w:rPr>
+          <w:rStyle w:val="VerbatimChar"/>
+          <w:i/>
+          <w:iCs/>
+        </w:rPr>
+        <w:t xml:space="preserve">replication/czb/pc1_projected_conflict.py</w:t>
+      </w:r>
+      <w:r>
+        <w:rPr>
+          <w:i/>
+          <w:iCs/>
+        </w:rPr>
+        <w:t xml:space="preserve"> </w:t>
+      </w:r>
+      <w:r>
+        <w:rPr>
+          <w:i/>
+          <w:iCs/>
+        </w:rPr>
+        <w:t xml:space="preserve">→</w:t>
+      </w:r>
+      <w:r>
+        <w:rPr>
+          <w:i/>
+          <w:iCs/>
+        </w:rPr>
+        <w:t xml:space="preserve"> </w:t>
+      </w:r>
+      <w:r>
+        <w:rPr>
+          <w:rStyle w:val="VerbatimChar"/>
+          <w:i/>
+          <w:iCs/>
+        </w:rPr>
+        <w:t xml:space="preserve">out/pc1_projected_conflict.md</w:t>
+      </w:r>
+      <w:r>
+        <w:rPr>
+          <w:i/>
+          <w:iCs/>
+        </w:rPr>
+        <w:t xml:space="preserve">; the</w:t>
+      </w:r>
+      <w:r>
+        <w:rPr>
+          <w:i/>
+          <w:iCs/>
+        </w:rPr>
+        <w:t xml:space="preserve"> </w:t>
+      </w:r>
+      <w:r>
+        <w:rPr>
+          <w:i/>
+          <w:iCs/>
+        </w:rPr>
+        <w:t xml:space="preserve">worklog entry of 2026-09-16 → 09-17 has the full record, including a first run kept as</w:t>
+      </w:r>
+      <w:r>
+        <w:rPr>
+          <w:i/>
+          <w:iCs/>
+        </w:rPr>
+        <w:t xml:space="preserve"> </w:t>
+      </w:r>
+      <w:r>
+        <w:rPr>
+          <w:rStyle w:val="VerbatimChar"/>
+          <w:i/>
+          <w:iCs/>
+        </w:rPr>
+        <w:t xml:space="preserve">out/pc1_projected_conflict_run1.md</w:t>
+      </w:r>
+      <w:r>
+        <w:rPr>
+          <w:i/>
+          <w:iCs/>
+        </w:rPr>
+        <w:t xml:space="preserve"> </w:t>
+      </w:r>
+      <w:r>
+        <w:rPr>
+          <w:i/>
+          <w:iCs/>
+        </w:rPr>
+        <w:t xml:space="preserve">and the one correction made after it). Test 1: credited, by</w:t>
+      </w:r>
+      <w:r>
+        <w:rPr>
+          <w:i/>
+          <w:iCs/>
+        </w:rPr>
+        <w:t xml:space="preserve"> </w:t>
+      </w:r>
+      <w:r>
+        <w:rPr>
+          <w:i/>
+          <w:iCs/>
+        </w:rPr>
+        <w:t xml:space="preserve">0.0001 (post-onset 0.1126 against the bound 0.1127; CP1 0.0356), with a step-shaped gate (0.952 in</w:t>
+      </w:r>
+      <w:r>
+        <w:rPr>
+          <w:i/>
+          <w:iCs/>
+        </w:rPr>
+        <w:t xml:space="preserve"> </w:t>
+      </w:r>
+      <w:r>
+        <w:rPr>
+          <w:i/>
+          <w:iCs/>
+        </w:rPr>
+        <w:t xml:space="preserve">every post-onset cell, 0.000 at CP1) because the construction clamps a projected incursion at zero</w:t>
+      </w:r>
+      <w:r>
+        <w:rPr>
+          <w:i/>
+          <w:iCs/>
+        </w:rPr>
+        <w:t xml:space="preserve"> </w:t>
+      </w:r>
+      <w:r>
+        <w:rPr>
+          <w:i/>
+          <w:iCs/>
+        </w:rPr>
+        <w:t xml:space="preserve">where G.1’s signed extrapolation grades it; identical at every horizon. Test 2: the kinematic reading</w:t>
+      </w:r>
+      <w:r>
+        <w:rPr>
+          <w:i/>
+          <w:iCs/>
+        </w:rPr>
+        <w:t xml:space="preserve"> </w:t>
+      </w:r>
+      <w:r>
+        <w:rPr>
+          <w:i/>
+          <w:iCs/>
+        </w:rPr>
+        <w:t xml:space="preserve">closed in all 18 cells as predicted; the planned reading open in 2, 6, 9 and 14 cells at 3, 4, 5 and</w:t>
+      </w:r>
+      <w:r>
+        <w:rPr>
+          <w:i/>
+          <w:iCs/>
+        </w:rPr>
+        <w:t xml:space="preserve"> </w:t>
+      </w:r>
+      <w:r>
+        <w:rPr>
+          <w:i/>
+          <w:iCs/>
+        </w:rPr>
+        <w:t xml:space="preserve">6 s, the cells whose oncoming car reaches the crossing within the horizon; not consistent at any</w:t>
+      </w:r>
+      <w:r>
+        <w:rPr>
+          <w:i/>
+          <w:iCs/>
+        </w:rPr>
+        <w:t xml:space="preserve"> </w:t>
+      </w:r>
+      <w:r>
+        <w:rPr>
+          <w:i/>
+          <w:iCs/>
+        </w:rPr>
+        <w:t xml:space="preserve">horizon, and gating the distance rule costs +0.23 at 3 s and +0.02 at 6 s. Test 3: open from the</w:t>
+      </w:r>
+      <w:r>
+        <w:rPr>
+          <w:i/>
+          <w:iCs/>
+        </w:rPr>
+        <w:t xml:space="preserve"> </w:t>
+      </w:r>
+      <w:r>
+        <w:rPr>
+          <w:i/>
+          <w:iCs/>
+        </w:rPr>
+        <w:t xml:space="preserve">first evaluated moment in every cell under every reading, as predicted. No reading adopted. The</w:t>
+      </w:r>
+      <w:r>
+        <w:rPr>
+          <w:i/>
+          <w:iCs/>
+        </w:rPr>
+        <w:t xml:space="preserve"> </w:t>
+      </w:r>
+      <w:r>
+        <w:rPr>
+          <w:i/>
+          <w:iCs/>
+        </w:rPr>
+        <w:t xml:space="preserve">reading on file: anticipated conflict starts the response in each scenario, but with a horizon of</w:t>
+      </w:r>
+      <w:r>
+        <w:rPr>
+          <w:i/>
+          <w:iCs/>
+        </w:rPr>
+        <w:t xml:space="preserve"> </w:t>
+      </w:r>
+      <w:r>
+        <w:rPr>
+          <w:i/>
+          <w:iCs/>
+        </w:rPr>
+        <w:t xml:space="preserve">its own (about three seconds on the cut-in, five to seven on the left turn, none needed on the</w:t>
+      </w:r>
+      <w:r>
+        <w:rPr>
+          <w:i/>
+          <w:iCs/>
+        </w:rPr>
+        <w:t xml:space="preserve"> </w:t>
+      </w:r>
+      <w:r>
+        <w:rPr>
+          <w:i/>
+          <w:iCs/>
+        </w:rPr>
+        <w:t xml:space="preserve">overtake); one fixed-horizon construction is not the scenario-agnostic onset. Queries PC1.Q4 to Q6</w:t>
+      </w:r>
+      <w:r>
+        <w:rPr>
+          <w:i/>
+          <w:iCs/>
+        </w:rPr>
+        <w:t xml:space="preserve"> </w:t>
+      </w:r>
+      <w:r>
+        <w:rPr>
+          <w:i/>
+          <w:iCs/>
+        </w:rPr>
+        <w:t xml:space="preserve">in the worklog; Q4 is Jonas’s.</w:t>
+      </w:r>
+    </w:p>
+    <w:bookmarkEnd w:id="21"/>
+    <w:bookmarkStart w:id="22" w:name="where-i-may-be-wrong"/>
     <w:p>
       <w:pPr>
         <w:pStyle w:val="Heading2"/>
@@ -2138,8 +2401,8 @@
         <w:t xml:space="preserve">states are not informative about the timing of anticipation; the opening times in test 3 are.</w:t>
       </w:r>
     </w:p>
-    <w:bookmarkEnd w:id="21"/>
     <w:bookmarkEnd w:id="22"/>
+    <w:bookmarkEnd w:id="23"/>
     <w:sectPr>
       <w:footnotePr>
         <w:numRestart w:val="eachSect"/>
